--- a/src/5. Нефункциональные требования.docx
+++ b/src/5. Нефункциональные требования.docx
@@ -165,8 +165,9 @@
           <w:rFonts w:ascii="Times New Roman" w:hAnsi="Times New Roman"/>
           <w:sz w:val="28"/>
           <w:szCs w:val="28"/>
-        </w:rPr>
-        <w:t>5. Персональные данные кандидатов должны храниться и передаваться в защищенном виде.</w:t>
+          <w:highlight w:val="yellow"/>
+        </w:rPr>
+        <w:t>5. Персональные данные кандидатов должны передаваться по защищенному протоколу HTTPS, а пароли пользователей - храниться в базе данных в виде криптографического хэша.</w:t>
       </w:r>
     </w:p>
     <w:p>
@@ -368,8 +369,9 @@
           <w:rFonts w:ascii="Times New Roman" w:hAnsi="Times New Roman"/>
           <w:sz w:val="28"/>
           <w:szCs w:val="28"/>
-        </w:rPr>
-        <w:t>12. Система должна сохранять введенные данные формы при временной ошибке соединения, если это технически возможно.</w:t>
+          <w:highlight w:val="yellow"/>
+        </w:rPr>
+        <w:t>12. Система должна автоматически сохранять черновик введенных данных формы в локальном хранилище браузера (localStorage) при потере соединения с сервером.</w:t>
       </w:r>
     </w:p>
     <w:p>

--- a/src/5. Нефункциональные требования.docx
+++ b/src/5. Нефункциональные требования.docx
@@ -430,6 +430,58 @@
           <w:szCs w:val="28"/>
         </w:rPr>
         <w:t>14. Все критические ошибки должны фиксироваться в журнале для последующего анализа администратором.</w:t>
+      </w:r>
+    </w:p>
+    <w:p>
+      <w:pPr>
+        <w:pStyle w:val="Normal"/>
+        <w:spacing w:lineRule="auto" w:line="360"/>
+        <w:jc w:val="left"/>
+        <w:rPr>
+          <w:highlight w:val="yellow"/>
+        </w:rPr>
+      </w:pPr>
+      <w:r>
+        <w:rPr>
+          <w:rFonts w:ascii="Times New Roman" w:hAnsi="Times New Roman"/>
+          <w:sz w:val="28"/>
+          <w:highlight w:val="yellow"/>
+        </w:rPr>
+        <w:t xml:space="preserve">    </w:t>
+      </w:r>
+      <w:r>
+        <w:rPr>
+          <w:rFonts w:ascii="Times New Roman" w:hAnsi="Times New Roman"/>
+          <w:sz w:val="28"/>
+          <w:highlight w:val="yellow"/>
+        </w:rPr>
+        <w:t>15. При 5 последовательных неудачных попытках ввода пароля учетная запись пользователя должна временно блокироваться на 15 минут.</w:t>
+      </w:r>
+    </w:p>
+    <w:p>
+      <w:pPr>
+        <w:pStyle w:val="Normal"/>
+        <w:spacing w:lineRule="auto" w:line="360"/>
+        <w:jc w:val="left"/>
+        <w:rPr>
+          <w:highlight w:val="yellow"/>
+        </w:rPr>
+      </w:pPr>
+      <w:r>
+        <w:rPr>
+          <w:rFonts w:ascii="Times New Roman" w:hAnsi="Times New Roman"/>
+          <w:sz w:val="28"/>
+          <w:highlight w:val="yellow"/>
+        </w:rPr>
+        <w:t xml:space="preserve">    </w:t>
+      </w:r>
+      <w:r>
+        <w:rPr>
+          <w:rFonts w:ascii="Times New Roman" w:hAnsi="Times New Roman"/>
+          <w:sz w:val="28"/>
+          <w:highlight w:val="yellow"/>
+        </w:rPr>
+        <w:t>16. При отправке публичной формы отклика система должна ограничивать частоту запросов (не более 3 откликов с одного IP-адреса в час) и проверять формат, размер (до 10 МБ) и отсутствие вредоносного содержимого в загружаемом файле резюме.</w:t>
       </w:r>
     </w:p>
     <w:sectPr>
